--- a/docx creation/My Document.docx
+++ b/docx creation/My Document.docx
@@ -4,18 +4,11 @@
   <w:body>
     <w:p>
       <w:pPr>
+        <w:spacing w:after="200"/>
         <w:jc w:val="center"/>
       </w:pPr>
       <w:r>
         <w:t xml:space="preserve">Психологическая характеристика</w:t>
-      </w:r>
-    </w:p>
-    <w:p>
-      <w:pPr>
-        <w:jc w:val="left"/>
-      </w:pPr>
-      <w:r>
-        <w:t xml:space="preserve">Ф.И. Иванов Петр</w:t>
       </w:r>
     </w:p>
     <w:tbl>
@@ -35,6 +28,87 @@
         <w:gridCol w:w="100"/>
         <w:gridCol w:w="100"/>
         <w:gridCol w:w="100"/>
+      </w:tblGrid>
+      <w:tr>
+        <w:tc>
+          <w:tcPr>
+            <w:tcBorders>
+              <w:top w:val="nil"/>
+              <w:left w:val="nil"/>
+              <w:bottom w:val="nil"/>
+              <w:right w:val="nil"/>
+            </w:tcBorders>
+          </w:tcPr>
+          <w:p>
+            <w:r>
+              <w:rPr>
+                <w:i/>
+                <w:iCs/>
+              </w:rPr>
+              <w:t xml:space="preserve">Ф.И. Иванов Петр</w:t>
+            </w:r>
+          </w:p>
+        </w:tc>
+        <w:tc>
+          <w:tcPr>
+            <w:tcBorders>
+              <w:top w:val="nil"/>
+              <w:left w:val="nil"/>
+              <w:bottom w:val="nil"/>
+              <w:right w:val="nil"/>
+            </w:tcBorders>
+          </w:tcPr>
+          <w:p/>
+        </w:tc>
+        <w:tc>
+          <w:tcPr>
+            <w:tcBorders>
+              <w:top w:val="nil"/>
+              <w:left w:val="nil"/>
+              <w:bottom w:val="nil"/>
+              <w:right w:val="nil"/>
+            </w:tcBorders>
+          </w:tcPr>
+          <w:p>
+            <w:r>
+              <w:t xml:space="preserve">школа №9</w:t>
+            </w:r>
+          </w:p>
+        </w:tc>
+        <w:tc>
+          <w:tcPr>
+            <w:tcBorders>
+              <w:top w:val="nil"/>
+              <w:left w:val="nil"/>
+              <w:bottom w:val="nil"/>
+              <w:right w:val="nil"/>
+            </w:tcBorders>
+          </w:tcPr>
+          <w:p>
+            <w:r>
+              <w:t xml:space="preserve">класс 11-A</w:t>
+            </w:r>
+          </w:p>
+        </w:tc>
+      </w:tr>
+    </w:tbl>
+    <w:tbl>
+      <w:tblPr>
+        <w:tblW w:type="auto" w:w="100"/>
+        <w:tblBorders>
+          <w:top w:val="single" w:color="auto" w:sz="4"/>
+          <w:left w:val="single" w:color="auto" w:sz="4"/>
+          <w:bottom w:val="single" w:color="auto" w:sz="4"/>
+          <w:right w:val="single" w:color="auto" w:sz="4"/>
+          <w:insideH w:val="single" w:color="auto" w:sz="4"/>
+          <w:insideV w:val="single" w:color="auto" w:sz="4"/>
+        </w:tblBorders>
+      </w:tblPr>
+      <w:tblGrid>
+        <w:gridCol w:w="100"/>
+        <w:gridCol w:w="100"/>
+        <w:gridCol w:w="100"/>
+        <w:gridCol w:w="100"/>
         <w:gridCol w:w="100"/>
       </w:tblGrid>
       <w:tr>
@@ -289,6 +363,792 @@
           <w:p>
             <w:r>
               <w:t xml:space="preserve">10. Педагогика</w:t>
+            </w:r>
+          </w:p>
+        </w:tc>
+        <w:tc>
+          <w:p/>
+        </w:tc>
+        <w:tc>
+          <w:p/>
+        </w:tc>
+        <w:tc>
+          <w:p/>
+        </w:tc>
+        <w:tc>
+          <w:p/>
+        </w:tc>
+      </w:tr>
+      <w:tr>
+        <w:tc>
+          <w:tcPr>
+            <w:gridSpan w:val="5"/>
+          </w:tcPr>
+          <w:p>
+            <w:pPr>
+              <w:jc w:val="center"/>
+            </w:pPr>
+            <w:r>
+              <w:t xml:space="preserve">Интеллектуальные особенности</w:t>
+            </w:r>
+          </w:p>
+        </w:tc>
+      </w:tr>
+      <w:tr>
+        <w:tc>
+          <w:p>
+            <w:r>
+              <w:t xml:space="preserve">1. Понятийное интуитивное мышление</w:t>
+            </w:r>
+          </w:p>
+        </w:tc>
+        <w:tc>
+          <w:p/>
+        </w:tc>
+        <w:tc>
+          <w:p/>
+        </w:tc>
+        <w:tc>
+          <w:p/>
+        </w:tc>
+        <w:tc>
+          <w:p/>
+        </w:tc>
+      </w:tr>
+      <w:tr>
+        <w:tc>
+          <w:p>
+            <w:r>
+              <w:t xml:space="preserve">2. Понятийное логическое мышление</w:t>
+            </w:r>
+          </w:p>
+        </w:tc>
+        <w:tc>
+          <w:p/>
+        </w:tc>
+        <w:tc>
+          <w:p/>
+        </w:tc>
+        <w:tc>
+          <w:p/>
+        </w:tc>
+        <w:tc>
+          <w:p/>
+        </w:tc>
+      </w:tr>
+      <w:tr>
+        <w:tc>
+          <w:p>
+            <w:r>
+              <w:t xml:space="preserve">3. Понятийная категоризация</w:t>
+            </w:r>
+          </w:p>
+        </w:tc>
+        <w:tc>
+          <w:p/>
+        </w:tc>
+        <w:tc>
+          <w:p/>
+        </w:tc>
+        <w:tc>
+          <w:p/>
+        </w:tc>
+        <w:tc>
+          <w:p/>
+        </w:tc>
+      </w:tr>
+      <w:tr>
+        <w:tc>
+          <w:p>
+            <w:r>
+              <w:t xml:space="preserve">4. Абстрактное мышление</w:t>
+            </w:r>
+          </w:p>
+        </w:tc>
+        <w:tc>
+          <w:p/>
+        </w:tc>
+        <w:tc>
+          <w:p/>
+        </w:tc>
+        <w:tc>
+          <w:p/>
+        </w:tc>
+        <w:tc>
+          <w:p/>
+        </w:tc>
+      </w:tr>
+      <w:tr>
+        <w:tc>
+          <w:p>
+            <w:r>
+              <w:t xml:space="preserve">5. Математическая интуиция</w:t>
+            </w:r>
+          </w:p>
+        </w:tc>
+        <w:tc>
+          <w:p/>
+        </w:tc>
+        <w:tc>
+          <w:p/>
+        </w:tc>
+        <w:tc>
+          <w:p/>
+        </w:tc>
+        <w:tc>
+          <w:p/>
+        </w:tc>
+      </w:tr>
+      <w:tr>
+        <w:tc>
+          <w:p>
+            <w:r>
+              <w:t xml:space="preserve">6. Визуальный интеллект: структурный</w:t>
+            </w:r>
+          </w:p>
+        </w:tc>
+        <w:tc>
+          <w:p/>
+        </w:tc>
+        <w:tc>
+          <w:p/>
+        </w:tc>
+        <w:tc>
+          <w:p/>
+        </w:tc>
+        <w:tc>
+          <w:p/>
+        </w:tc>
+      </w:tr>
+      <w:tr>
+        <w:tc>
+          <w:p>
+            <w:r>
+              <w:t xml:space="preserve">динамический</w:t>
+            </w:r>
+          </w:p>
+        </w:tc>
+        <w:tc>
+          <w:p/>
+        </w:tc>
+        <w:tc>
+          <w:p/>
+        </w:tc>
+        <w:tc>
+          <w:p/>
+        </w:tc>
+        <w:tc>
+          <w:p/>
+        </w:tc>
+      </w:tr>
+      <w:tr>
+        <w:tc>
+          <w:p>
+            <w:r>
+              <w:t xml:space="preserve">комбинаторный</w:t>
+            </w:r>
+          </w:p>
+        </w:tc>
+        <w:tc>
+          <w:p/>
+        </w:tc>
+        <w:tc>
+          <w:p/>
+        </w:tc>
+        <w:tc>
+          <w:p/>
+        </w:tc>
+        <w:tc>
+          <w:p/>
+        </w:tc>
+      </w:tr>
+      <w:tr>
+        <w:tc>
+          <w:p>
+            <w:r>
+              <w:t xml:space="preserve">абстрактный</w:t>
+            </w:r>
+          </w:p>
+        </w:tc>
+        <w:tc>
+          <w:p/>
+        </w:tc>
+        <w:tc>
+          <w:p/>
+        </w:tc>
+        <w:tc>
+          <w:p/>
+        </w:tc>
+        <w:tc>
+          <w:p/>
+        </w:tc>
+      </w:tr>
+      <w:tr>
+        <w:tc>
+          <w:p>
+            <w:r>
+              <w:t xml:space="preserve">образный синтез</w:t>
+            </w:r>
+          </w:p>
+        </w:tc>
+        <w:tc>
+          <w:p/>
+        </w:tc>
+        <w:tc>
+          <w:p/>
+        </w:tc>
+        <w:tc>
+          <w:p/>
+        </w:tc>
+        <w:tc>
+          <w:p/>
+        </w:tc>
+      </w:tr>
+      <w:tr>
+        <w:tc>
+          <w:p>
+            <w:r>
+              <w:t xml:space="preserve">пространственный анализ</w:t>
+            </w:r>
+          </w:p>
+        </w:tc>
+        <w:tc>
+          <w:p/>
+        </w:tc>
+        <w:tc>
+          <w:p/>
+        </w:tc>
+        <w:tc>
+          <w:p/>
+        </w:tc>
+        <w:tc>
+          <w:p/>
+        </w:tc>
+      </w:tr>
+      <w:tr>
+        <w:tc>
+          <w:p>
+            <w:r>
+              <w:t xml:space="preserve">7. Дивергентное мышление</w:t>
+            </w:r>
+          </w:p>
+        </w:tc>
+        <w:tc>
+          <w:p/>
+        </w:tc>
+        <w:tc>
+          <w:p/>
+        </w:tc>
+        <w:tc>
+          <w:p/>
+        </w:tc>
+        <w:tc>
+          <w:p/>
+        </w:tc>
+      </w:tr>
+      <w:tr>
+        <w:tc>
+          <w:p>
+            <w:r>
+              <w:t xml:space="preserve">8. Воображение</w:t>
+            </w:r>
+          </w:p>
+        </w:tc>
+        <w:tc>
+          <w:p/>
+        </w:tc>
+        <w:tc>
+          <w:p/>
+        </w:tc>
+        <w:tc>
+          <w:p/>
+        </w:tc>
+        <w:tc>
+          <w:p/>
+        </w:tc>
+      </w:tr>
+      <w:tr>
+        <w:tc>
+          <w:p>
+            <w:r>
+              <w:t xml:space="preserve">9. Осведомленность, эрудиция</w:t>
+            </w:r>
+          </w:p>
+        </w:tc>
+        <w:tc>
+          <w:p/>
+        </w:tc>
+        <w:tc>
+          <w:p/>
+        </w:tc>
+        <w:tc>
+          <w:p/>
+        </w:tc>
+        <w:tc>
+          <w:p/>
+        </w:tc>
+      </w:tr>
+      <w:tr>
+        <w:tc>
+          <w:p>
+            <w:r>
+              <w:t xml:space="preserve">10. Навык чтения (русский язык)</w:t>
+            </w:r>
+          </w:p>
+        </w:tc>
+        <w:tc>
+          <w:p/>
+        </w:tc>
+        <w:tc>
+          <w:p/>
+        </w:tc>
+        <w:tc>
+          <w:p/>
+        </w:tc>
+        <w:tc>
+          <w:p/>
+        </w:tc>
+      </w:tr>
+      <w:tr>
+        <w:tc>
+          <w:p>
+            <w:r>
+              <w:t xml:space="preserve">11. Навык чтения (английский язык)</w:t>
+            </w:r>
+          </w:p>
+        </w:tc>
+        <w:tc>
+          <w:p/>
+        </w:tc>
+        <w:tc>
+          <w:p/>
+        </w:tc>
+        <w:tc>
+          <w:p/>
+        </w:tc>
+        <w:tc>
+          <w:p/>
+        </w:tc>
+      </w:tr>
+      <w:tr>
+        <w:tc>
+          <w:p>
+            <w:r>
+              <w:t xml:space="preserve">12. Оперативная логическая память</w:t>
+            </w:r>
+          </w:p>
+        </w:tc>
+        <w:tc>
+          <w:p/>
+        </w:tc>
+        <w:tc>
+          <w:p/>
+        </w:tc>
+        <w:tc>
+          <w:p/>
+        </w:tc>
+        <w:tc>
+          <w:p/>
+        </w:tc>
+      </w:tr>
+      <w:tr>
+        <w:tc>
+          <w:p>
+            <w:r>
+              <w:t xml:space="preserve">13. Скорость переработки информации</w:t>
+            </w:r>
+          </w:p>
+        </w:tc>
+        <w:tc>
+          <w:p/>
+        </w:tc>
+        <w:tc>
+          <w:p/>
+        </w:tc>
+        <w:tc>
+          <w:p/>
+        </w:tc>
+        <w:tc>
+          <w:p/>
+        </w:tc>
+      </w:tr>
+      <w:tr>
+        <w:tc>
+          <w:p>
+            <w:r>
+              <w:t xml:space="preserve">14. Внимательность</w:t>
+            </w:r>
+          </w:p>
+        </w:tc>
+        <w:tc>
+          <w:p/>
+        </w:tc>
+        <w:tc>
+          <w:p/>
+        </w:tc>
+        <w:tc>
+          <w:p/>
+        </w:tc>
+        <w:tc>
+          <w:p/>
+        </w:tc>
+      </w:tr>
+      <w:tr>
+        <w:tc>
+          <w:tcPr>
+            <w:gridSpan w:val="5"/>
+          </w:tcPr>
+          <w:p>
+            <w:pPr>
+              <w:jc w:val="center"/>
+            </w:pPr>
+            <w:r>
+              <w:t xml:space="preserve">Личностные особенности</w:t>
+            </w:r>
+          </w:p>
+        </w:tc>
+      </w:tr>
+      <w:tr>
+        <w:tc>
+          <w:p>
+            <w:r>
+              <w:t xml:space="preserve">1. Исполнительность</w:t>
+            </w:r>
+          </w:p>
+        </w:tc>
+        <w:tc>
+          <w:p/>
+        </w:tc>
+        <w:tc>
+          <w:p/>
+        </w:tc>
+        <w:tc>
+          <w:p/>
+        </w:tc>
+        <w:tc>
+          <w:p/>
+        </w:tc>
+      </w:tr>
+      <w:tr>
+        <w:tc>
+          <w:p>
+            <w:r>
+              <w:t xml:space="preserve">2. Волевое самоуправление</w:t>
+            </w:r>
+          </w:p>
+        </w:tc>
+        <w:tc>
+          <w:p/>
+        </w:tc>
+        <w:tc>
+          <w:p/>
+        </w:tc>
+        <w:tc>
+          <w:p/>
+        </w:tc>
+        <w:tc>
+          <w:p/>
+        </w:tc>
+      </w:tr>
+      <w:tr>
+        <w:tc>
+          <w:p>
+            <w:r>
+              <w:t xml:space="preserve">3. Честолюбие</w:t>
+            </w:r>
+          </w:p>
+        </w:tc>
+        <w:tc>
+          <w:p/>
+        </w:tc>
+        <w:tc>
+          <w:p/>
+        </w:tc>
+        <w:tc>
+          <w:p/>
+        </w:tc>
+        <w:tc>
+          <w:p/>
+        </w:tc>
+      </w:tr>
+      <w:tr>
+        <w:tc>
+          <w:p>
+            <w:r>
+              <w:t xml:space="preserve">4. Самокритичность</w:t>
+            </w:r>
+          </w:p>
+        </w:tc>
+        <w:tc>
+          <w:p/>
+        </w:tc>
+        <w:tc>
+          <w:p/>
+        </w:tc>
+        <w:tc>
+          <w:p/>
+        </w:tc>
+        <w:tc>
+          <w:p/>
+        </w:tc>
+      </w:tr>
+      <w:tr>
+        <w:tc>
+          <w:p>
+            <w:r>
+              <w:t xml:space="preserve">5. Самостоятельность</w:t>
+            </w:r>
+          </w:p>
+        </w:tc>
+        <w:tc>
+          <w:p/>
+        </w:tc>
+        <w:tc>
+          <w:p/>
+        </w:tc>
+        <w:tc>
+          <w:p/>
+        </w:tc>
+        <w:tc>
+          <w:p/>
+        </w:tc>
+      </w:tr>
+      <w:tr>
+        <w:tc>
+          <w:p>
+            <w:r>
+              <w:t xml:space="preserve">6. Прагматизм</w:t>
+            </w:r>
+          </w:p>
+        </w:tc>
+        <w:tc>
+          <w:p/>
+        </w:tc>
+        <w:tc>
+          <w:p/>
+        </w:tc>
+        <w:tc>
+          <w:p/>
+        </w:tc>
+        <w:tc>
+          <w:p/>
+        </w:tc>
+      </w:tr>
+      <w:tr>
+        <w:tc>
+          <w:p>
+            <w:r>
+              <w:t xml:space="preserve">7. Тревожность</w:t>
+            </w:r>
+          </w:p>
+        </w:tc>
+        <w:tc>
+          <w:p/>
+        </w:tc>
+        <w:tc>
+          <w:p/>
+        </w:tc>
+        <w:tc>
+          <w:p/>
+        </w:tc>
+        <w:tc>
+          <w:p/>
+        </w:tc>
+      </w:tr>
+      <w:tr>
+        <w:tc>
+          <w:p>
+            <w:r>
+              <w:t xml:space="preserve">8. Беспечность</w:t>
+            </w:r>
+          </w:p>
+        </w:tc>
+        <w:tc>
+          <w:p/>
+        </w:tc>
+        <w:tc>
+          <w:p/>
+        </w:tc>
+        <w:tc>
+          <w:p/>
+        </w:tc>
+        <w:tc>
+          <w:p/>
+        </w:tc>
+      </w:tr>
+      <w:tr>
+        <w:tc>
+          <w:p>
+            <w:r>
+              <w:t xml:space="preserve">9. Эмоциональность</w:t>
+            </w:r>
+          </w:p>
+        </w:tc>
+        <w:tc>
+          <w:p/>
+        </w:tc>
+        <w:tc>
+          <w:p/>
+        </w:tc>
+        <w:tc>
+          <w:p/>
+        </w:tc>
+        <w:tc>
+          <w:p/>
+        </w:tc>
+      </w:tr>
+      <w:tr>
+        <w:tc>
+          <w:p>
+            <w:r>
+              <w:t xml:space="preserve">10. Дипломатичность</w:t>
+            </w:r>
+          </w:p>
+        </w:tc>
+        <w:tc>
+          <w:p/>
+        </w:tc>
+        <w:tc>
+          <w:p/>
+        </w:tc>
+        <w:tc>
+          <w:p/>
+        </w:tc>
+        <w:tc>
+          <w:p/>
+        </w:tc>
+      </w:tr>
+      <w:tr>
+        <w:tc>
+          <w:p>
+            <w:r>
+              <w:t xml:space="preserve">11. Коммуникативная активность</w:t>
+            </w:r>
+          </w:p>
+        </w:tc>
+        <w:tc>
+          <w:p/>
+        </w:tc>
+        <w:tc>
+          <w:p/>
+        </w:tc>
+        <w:tc>
+          <w:p/>
+        </w:tc>
+        <w:tc>
+          <w:p/>
+        </w:tc>
+      </w:tr>
+      <w:tr>
+        <w:tc>
+          <w:p>
+            <w:r>
+              <w:t xml:space="preserve">12. Конформизм</w:t>
+            </w:r>
+          </w:p>
+        </w:tc>
+        <w:tc>
+          <w:p/>
+        </w:tc>
+        <w:tc>
+          <w:p/>
+        </w:tc>
+        <w:tc>
+          <w:p/>
+        </w:tc>
+        <w:tc>
+          <w:p/>
+        </w:tc>
+      </w:tr>
+      <w:tr>
+        <w:tc>
+          <w:p>
+            <w:r>
+              <w:t xml:space="preserve">13. Потребность в общении</w:t>
+            </w:r>
+          </w:p>
+        </w:tc>
+        <w:tc>
+          <w:p/>
+        </w:tc>
+        <w:tc>
+          <w:p/>
+        </w:tc>
+        <w:tc>
+          <w:p/>
+        </w:tc>
+        <w:tc>
+          <w:p/>
+        </w:tc>
+      </w:tr>
+      <w:tr>
+        <w:tc>
+          <w:p>
+            <w:r>
+              <w:t xml:space="preserve">14. Доброжелательность</w:t>
+            </w:r>
+          </w:p>
+        </w:tc>
+        <w:tc>
+          <w:p/>
+        </w:tc>
+        <w:tc>
+          <w:p/>
+        </w:tc>
+        <w:tc>
+          <w:p/>
+        </w:tc>
+        <w:tc>
+          <w:p/>
+        </w:tc>
+      </w:tr>
+      <w:tr>
+        <w:tc>
+          <w:p>
+            <w:r>
+              <w:t xml:space="preserve">15. Объективность в оценке людей</w:t>
+            </w:r>
+          </w:p>
+        </w:tc>
+        <w:tc>
+          <w:p/>
+        </w:tc>
+        <w:tc>
+          <w:p/>
+        </w:tc>
+        <w:tc>
+          <w:p/>
+        </w:tc>
+        <w:tc>
+          <w:p/>
+        </w:tc>
+      </w:tr>
+      <w:tr>
+        <w:tc>
+          <w:p>
+            <w:r>
+              <w:t xml:space="preserve">16. Психологическая энергия</w:t>
+            </w:r>
+          </w:p>
+        </w:tc>
+        <w:tc>
+          <w:p/>
+        </w:tc>
+        <w:tc>
+          <w:p/>
+        </w:tc>
+        <w:tc>
+          <w:p/>
+        </w:tc>
+        <w:tc>
+          <w:p/>
+        </w:tc>
+      </w:tr>
+      <w:tr>
+        <w:tc>
+          <w:p>
+            <w:r>
+              <w:t xml:space="preserve">17. Физиологичекская энергия</w:t>
             </w:r>
           </w:p>
         </w:tc>
